--- a/Mahesh_Basavaraj_Research_Publications.docx
+++ b/Mahesh_Basavaraj_Research_Publications.docx
@@ -822,11 +822,7 @@
           </w:tcPr>
           <w:p>
             <w:pPr>
-              <w:keepNext/>
-              <w:spacing w:before="0" w:after="80" w:line="276" w:lineRule="auto"/>
-              <w:pBdr>
-                <w:bottom w:val="single" w:sz="4" w:space="1" w:color="DCDFE2"/>
-              </w:pBdr>
+              <w:spacing w:before="0" w:after="20" w:line="252" w:lineRule="auto"/>
             </w:pPr>
             <w:r>
               <w:rPr>
@@ -838,18 +834,6 @@
                 <w:sz w:val="34"/>
               </w:rPr>
               <w:t>Research Publications &amp; Patents</w:t>
-            </w:r>
-            <w:r>
-              <w:rPr>
-                <w:rFonts w:ascii="Calibri" w:hAnsi="Calibri" w:eastAsia="Calibri"/>
-                <w:b/>
-                <w:i w:val="0"/>
-                <w:caps/>
-                <w:color w:val="0E5A5C"/>
-                <w:sz w:val="16"/>
-                <w:spacing w:val="40"/>
-              </w:rPr>
-              <w:t>Research Profile</w:t>
             </w:r>
           </w:p>
           <w:p>
@@ -866,7 +850,28 @@
                 <w:sz w:val="15"/>
                 <w:spacing w:val="12"/>
               </w:rPr>
-              <w:t>Assistant Professor, Computer Science — UNSW Bengaluru Campus</w:t>
+              <w:t>Prepared for the Assistant Professor (Computer Science) role — UNSW Bengaluru Campus</w:t>
+            </w:r>
+          </w:p>
+          <w:p>
+            <w:pPr>
+              <w:keepNext/>
+              <w:spacing w:before="200" w:after="80" w:line="276" w:lineRule="auto"/>
+              <w:pBdr>
+                <w:bottom w:val="single" w:sz="4" w:space="1" w:color="DCDFE2"/>
+              </w:pBdr>
+            </w:pPr>
+            <w:r>
+              <w:rPr>
+                <w:rFonts w:ascii="Calibri" w:hAnsi="Calibri" w:eastAsia="Calibri"/>
+                <w:b/>
+                <w:i w:val="0"/>
+                <w:caps/>
+                <w:color w:val="0E5A5C"/>
+                <w:sz w:val="16"/>
+                <w:spacing w:val="40"/>
+              </w:rPr>
+              <w:t>Research Profile</w:t>
             </w:r>
           </w:p>
           <w:p>
